--- a/project-personal/stage1/report/report.docx
+++ b/project-personal/stage1/report/report.docx
@@ -7,25 +7,25 @@
         <w:pStyle w:val="Title"/>
       </w:pPr>
       <w:r>
-        <w:t xml:space="preserve">Индивидуальный</w:t>
+        <w:t xml:space="preserve">Отчет</w:t>
       </w:r>
       <w:r>
         <w:t xml:space="preserve"> </w:t>
       </w:r>
       <w:r>
-        <w:t xml:space="preserve">проект</w:t>
+        <w:t xml:space="preserve">о</w:t>
       </w:r>
       <w:r>
         <w:t xml:space="preserve"> </w:t>
       </w:r>
       <w:r>
-        <w:t xml:space="preserve">часть</w:t>
+        <w:t xml:space="preserve">Индивидуальном</w:t>
       </w:r>
       <w:r>
         <w:t xml:space="preserve"> </w:t>
       </w:r>
       <w:r>
-        <w:t xml:space="preserve">1</w:t>
+        <w:t xml:space="preserve">проекте</w:t>
       </w:r>
     </w:p>
     <w:p>
@@ -33,7 +33,19 @@
         <w:pStyle w:val="Subtitle"/>
       </w:pPr>
       <w:r>
-        <w:t xml:space="preserve">Отчет</w:t>
+        <w:t xml:space="preserve">Индивидуальном</w:t>
+      </w:r>
+      <w:r>
+        <w:t xml:space="preserve"> </w:t>
+      </w:r>
+      <w:r>
+        <w:t xml:space="preserve">проекте</w:t>
+      </w:r>
+      <w:r>
+        <w:t xml:space="preserve"> </w:t>
+      </w:r>
+      <w:r>
+        <w:t xml:space="preserve">№1</w:t>
       </w:r>
     </w:p>
     <w:p>
@@ -105,11 +117,11 @@
         <w:pStyle w:val="FirstParagraph"/>
       </w:pPr>
       <w:r>
-        <w:t xml:space="preserve">Научится создавать сайты с помощью hugo</w:t>
+        <w:t xml:space="preserve">Установить дистрибутив Kali Linux в виртуальную машину</w:t>
       </w:r>
     </w:p>
     <w:bookmarkEnd w:id="20"/>
-    <w:bookmarkStart w:id="21" w:name="задание"/>
+    <w:bookmarkStart w:id="60" w:name="выполнение-индивидуального-проекта"/>
     <w:p>
       <w:pPr>
         <w:pStyle w:val="Heading1"/>
@@ -124,7 +136,7 @@
         <w:tab/>
       </w:r>
       <w:r>
-        <w:t xml:space="preserve">Задание</w:t>
+        <w:t xml:space="preserve">Выполнение индивидуального проекта</w:t>
       </w:r>
     </w:p>
     <w:p>
@@ -132,404 +144,7 @@
         <w:pStyle w:val="FirstParagraph"/>
       </w:pPr>
       <w:r>
-        <w:t xml:space="preserve">Установить необходимое программное обеспечение.</w:t>
-      </w:r>
-      <w:r>
-        <w:t xml:space="preserve"> </w:t>
-      </w:r>
-      <w:r>
-        <w:t xml:space="preserve">Скачать шаблон темы сайта.</w:t>
-      </w:r>
-      <w:r>
-        <w:t xml:space="preserve"> </w:t>
-      </w:r>
-      <w:r>
-        <w:t xml:space="preserve">Разместить его на хостинге git.</w:t>
-      </w:r>
-      <w:r>
-        <w:t xml:space="preserve"> </w:t>
-      </w:r>
-      <w:r>
-        <w:t xml:space="preserve">Установить параметр для URLs сайта.</w:t>
-      </w:r>
-      <w:r>
-        <w:t xml:space="preserve"> </w:t>
-      </w:r>
-      <w:r>
-        <w:t xml:space="preserve">Разместить заготовку сайта на Github pages.</w:t>
-      </w:r>
-    </w:p>
-    <w:bookmarkEnd w:id="21"/>
-    <w:bookmarkStart w:id="23" w:name="теоретическое-введение"/>
-    <w:p>
-      <w:pPr>
-        <w:pStyle w:val="Heading1"/>
-      </w:pPr>
-      <w:r>
-        <w:rPr>
-          <w:rStyle w:val="SectionNumber"/>
-        </w:rPr>
-        <w:t xml:space="preserve">3</w:t>
-      </w:r>
-      <w:r>
-        <w:tab/>
-      </w:r>
-      <w:r>
-        <w:t xml:space="preserve">Теоретическое введение</w:t>
-      </w:r>
-    </w:p>
-    <w:p>
-      <w:pPr>
-        <w:pStyle w:val="FirstParagraph"/>
-      </w:pPr>
-      <w:r>
-        <w:t xml:space="preserve">Здесь описываются теоретические аспекты, связанные с выполнением работы.</w:t>
-      </w:r>
-    </w:p>
-    <w:p>
-      <w:pPr>
-        <w:pStyle w:val="BodyText"/>
-      </w:pPr>
-      <w:r>
-        <w:t xml:space="preserve">Например, в табл. 1 приведено краткое описание стандартных каталогов Unix.</w:t>
-      </w:r>
-    </w:p>
-    <w:bookmarkStart w:id="22" w:name="tbl:std-dir"/>
-    <w:p>
-      <w:pPr>
-        <w:pStyle w:val="TableCaption"/>
-      </w:pPr>
-      <w:r>
-        <w:t xml:space="preserve">Таблица 1: Описание некоторых каталогов файловой системы GNU Linux</w:t>
-      </w:r>
-    </w:p>
-    <w:tbl>
-      <w:tblPr>
-        <w:tblStyle w:val="Table"/>
-        <w:tblW w:type="pct" w:w="5000"/>
-        <w:jc w:val="left"/>
-        <w:tblLayout w:type="fixed"/>
-        <w:tblLook w:firstRow="1" w:lastRow="0" w:firstColumn="0" w:lastColumn="0" w:noHBand="0" w:noVBand="0" w:val="0020"/>
-        <w:tblCaption w:val="Таблица 1: Описание некоторых каталогов файловой системы GNU Linux"/>
-      </w:tblPr>
-      <w:tblGrid>
-        <w:gridCol w:w="803"/>
-        <w:gridCol w:w="7116"/>
-      </w:tblGrid>
-      <w:tr>
-        <w:trPr>
-          <w:tblHeader w:val="on"/>
-        </w:trPr>
-        <w:tc>
-          <w:tcPr/>
-          <w:p>
-            <w:pPr>
-              <w:pStyle w:val="Compact"/>
-              <w:jc w:val="left"/>
-            </w:pPr>
-            <w:r>
-              <w:t xml:space="preserve">Имя каталога</w:t>
-            </w:r>
-          </w:p>
-        </w:tc>
-        <w:tc>
-          <w:tcPr/>
-          <w:p>
-            <w:pPr>
-              <w:pStyle w:val="Compact"/>
-              <w:jc w:val="left"/>
-            </w:pPr>
-            <w:r>
-              <w:t xml:space="preserve">Описание каталога</w:t>
-            </w:r>
-          </w:p>
-        </w:tc>
-      </w:tr>
-      <w:tr>
-        <w:tc>
-          <w:tcPr/>
-          <w:p>
-            <w:pPr>
-              <w:pStyle w:val="Compact"/>
-              <w:jc w:val="left"/>
-            </w:pPr>
-            <w:r>
-              <w:rPr>
-                <w:rStyle w:val="VerbatimChar"/>
-              </w:rPr>
-              <w:t xml:space="preserve">/</w:t>
-            </w:r>
-          </w:p>
-        </w:tc>
-        <w:tc>
-          <w:tcPr/>
-          <w:p>
-            <w:pPr>
-              <w:pStyle w:val="Compact"/>
-              <w:jc w:val="left"/>
-            </w:pPr>
-            <w:r>
-              <w:t xml:space="preserve">Корневая директория, содержащая всю файловую</w:t>
-            </w:r>
-          </w:p>
-        </w:tc>
-      </w:tr>
-      <w:tr>
-        <w:tc>
-          <w:tcPr/>
-          <w:p>
-            <w:pPr>
-              <w:pStyle w:val="Compact"/>
-              <w:jc w:val="left"/>
-            </w:pPr>
-            <w:r>
-              <w:rPr>
-                <w:rStyle w:val="VerbatimChar"/>
-              </w:rPr>
-              <w:t xml:space="preserve">/bin</w:t>
-            </w:r>
-          </w:p>
-        </w:tc>
-        <w:tc>
-          <w:tcPr/>
-          <w:p>
-            <w:pPr>
-              <w:pStyle w:val="Compact"/>
-              <w:jc w:val="left"/>
-            </w:pPr>
-            <w:r>
-              <w:t xml:space="preserve">Основные системные утилиты, необходимые как в однопользовательском режиме, так и при обычной работе всем пользователям</w:t>
-            </w:r>
-          </w:p>
-        </w:tc>
-      </w:tr>
-      <w:tr>
-        <w:tc>
-          <w:tcPr/>
-          <w:p>
-            <w:pPr>
-              <w:pStyle w:val="Compact"/>
-              <w:jc w:val="left"/>
-            </w:pPr>
-            <w:r>
-              <w:rPr>
-                <w:rStyle w:val="VerbatimChar"/>
-              </w:rPr>
-              <w:t xml:space="preserve">/etc</w:t>
-            </w:r>
-          </w:p>
-        </w:tc>
-        <w:tc>
-          <w:tcPr/>
-          <w:p>
-            <w:pPr>
-              <w:pStyle w:val="Compact"/>
-              <w:jc w:val="left"/>
-            </w:pPr>
-            <w:r>
-              <w:t xml:space="preserve">Общесистемные конфигурационные файлы и файлы конфигурации установленных программ</w:t>
-            </w:r>
-          </w:p>
-        </w:tc>
-      </w:tr>
-      <w:tr>
-        <w:tc>
-          <w:tcPr/>
-          <w:p>
-            <w:pPr>
-              <w:pStyle w:val="Compact"/>
-              <w:jc w:val="left"/>
-            </w:pPr>
-            <w:r>
-              <w:rPr>
-                <w:rStyle w:val="VerbatimChar"/>
-              </w:rPr>
-              <w:t xml:space="preserve">/home</w:t>
-            </w:r>
-          </w:p>
-        </w:tc>
-        <w:tc>
-          <w:tcPr/>
-          <w:p>
-            <w:pPr>
-              <w:pStyle w:val="Compact"/>
-              <w:jc w:val="left"/>
-            </w:pPr>
-            <w:r>
-              <w:t xml:space="preserve">Содержит домашние директории пользователей, которые, в свою очередь, содержат персональные настройки и данные пользователя</w:t>
-            </w:r>
-          </w:p>
-        </w:tc>
-      </w:tr>
-      <w:tr>
-        <w:tc>
-          <w:tcPr/>
-          <w:p>
-            <w:pPr>
-              <w:pStyle w:val="Compact"/>
-              <w:jc w:val="left"/>
-            </w:pPr>
-            <w:r>
-              <w:rPr>
-                <w:rStyle w:val="VerbatimChar"/>
-              </w:rPr>
-              <w:t xml:space="preserve">/media</w:t>
-            </w:r>
-          </w:p>
-        </w:tc>
-        <w:tc>
-          <w:tcPr/>
-          <w:p>
-            <w:pPr>
-              <w:pStyle w:val="Compact"/>
-              <w:jc w:val="left"/>
-            </w:pPr>
-            <w:r>
-              <w:t xml:space="preserve">Точки монтирования для сменных носителей</w:t>
-            </w:r>
-          </w:p>
-        </w:tc>
-      </w:tr>
-      <w:tr>
-        <w:tc>
-          <w:tcPr/>
-          <w:p>
-            <w:pPr>
-              <w:pStyle w:val="Compact"/>
-              <w:jc w:val="left"/>
-            </w:pPr>
-            <w:r>
-              <w:rPr>
-                <w:rStyle w:val="VerbatimChar"/>
-              </w:rPr>
-              <w:t xml:space="preserve">/root</w:t>
-            </w:r>
-          </w:p>
-        </w:tc>
-        <w:tc>
-          <w:tcPr/>
-          <w:p>
-            <w:pPr>
-              <w:pStyle w:val="Compact"/>
-              <w:jc w:val="left"/>
-            </w:pPr>
-            <w:r>
-              <w:t xml:space="preserve">Домашняя директория пользователя</w:t>
-            </w:r>
-            <w:r>
-              <w:t xml:space="preserve"> </w:t>
-            </w:r>
-            <w:r>
-              <w:rPr>
-                <w:rStyle w:val="VerbatimChar"/>
-              </w:rPr>
-              <w:t xml:space="preserve">root</w:t>
-            </w:r>
-          </w:p>
-        </w:tc>
-      </w:tr>
-      <w:tr>
-        <w:tc>
-          <w:tcPr/>
-          <w:p>
-            <w:pPr>
-              <w:pStyle w:val="Compact"/>
-              <w:jc w:val="left"/>
-            </w:pPr>
-            <w:r>
-              <w:rPr>
-                <w:rStyle w:val="VerbatimChar"/>
-              </w:rPr>
-              <w:t xml:space="preserve">/tmp</w:t>
-            </w:r>
-          </w:p>
-        </w:tc>
-        <w:tc>
-          <w:tcPr/>
-          <w:p>
-            <w:pPr>
-              <w:pStyle w:val="Compact"/>
-              <w:jc w:val="left"/>
-            </w:pPr>
-            <w:r>
-              <w:t xml:space="preserve">Временные файлы</w:t>
-            </w:r>
-          </w:p>
-        </w:tc>
-      </w:tr>
-      <w:tr>
-        <w:tc>
-          <w:tcPr/>
-          <w:p>
-            <w:pPr>
-              <w:pStyle w:val="Compact"/>
-              <w:jc w:val="left"/>
-            </w:pPr>
-            <w:r>
-              <w:rPr>
-                <w:rStyle w:val="VerbatimChar"/>
-              </w:rPr>
-              <w:t xml:space="preserve">/usr</w:t>
-            </w:r>
-          </w:p>
-        </w:tc>
-        <w:tc>
-          <w:tcPr/>
-          <w:p>
-            <w:pPr>
-              <w:pStyle w:val="Compact"/>
-              <w:jc w:val="left"/>
-            </w:pPr>
-            <w:r>
-              <w:t xml:space="preserve">Вторичная иерархия для данных пользователя</w:t>
-            </w:r>
-          </w:p>
-        </w:tc>
-      </w:tr>
-    </w:tbl>
-    <w:bookmarkEnd w:id="22"/>
-    <w:p>
-      <w:pPr>
-        <w:pStyle w:val="BodyText"/>
-      </w:pPr>
-      <w:r>
-        <w:t xml:space="preserve">Более подробно про Unix см. в</w:t>
-      </w:r>
-      <w:r>
-        <w:t xml:space="preserve"> </w:t>
-      </w:r>
-      <w:r>
-        <w:t xml:space="preserve">[1–4]</w:t>
-      </w:r>
-      <w:r>
-        <w:t xml:space="preserve">.</w:t>
-      </w:r>
-    </w:p>
-    <w:bookmarkEnd w:id="23"/>
-    <w:bookmarkStart w:id="81" w:name="выполнение-лабораторной-работы"/>
-    <w:p>
-      <w:pPr>
-        <w:pStyle w:val="Heading1"/>
-      </w:pPr>
-      <w:r>
-        <w:rPr>
-          <w:rStyle w:val="SectionNumber"/>
-        </w:rPr>
-        <w:t xml:space="preserve">4</w:t>
-      </w:r>
-      <w:r>
-        <w:tab/>
-      </w:r>
-      <w:r>
-        <w:t xml:space="preserve">Выполнение лабораторной работы</w:t>
-      </w:r>
-    </w:p>
-    <w:p>
-      <w:pPr>
-        <w:pStyle w:val="FirstParagraph"/>
-      </w:pPr>
-      <w:r>
-        <w:t xml:space="preserve">Для начала необходимо скачать последнюю версию движка сайтов Hugo для Linux</w:t>
+        <w:t xml:space="preserve">После того как настрои kali linux выберем язык</w:t>
       </w:r>
     </w:p>
     <w:p>
@@ -539,20 +154,20 @@
       <w:r>
         <w:drawing>
           <wp:inline>
-            <wp:extent cx="3724275" cy="4267200"/>
+            <wp:extent cx="3733800" cy="3194261"/>
             <wp:effectExtent b="0" l="0" r="0" t="0"/>
-            <wp:docPr descr="1" title="" id="25" name="Picture"/>
+            <wp:docPr descr="1" title="" id="22" name="Picture"/>
             <a:graphic>
               <a:graphicData uri="http://schemas.openxmlformats.org/drawingml/2006/picture">
                 <pic:pic>
                   <pic:nvPicPr>
-                    <pic:cNvPr descr="image/1.jpg" id="26" name="Picture"/>
+                    <pic:cNvPr descr="image/1.png" id="23" name="Picture"/>
                     <pic:cNvPicPr>
                       <a:picLocks noChangeArrowheads="1" noChangeAspect="1"/>
                     </pic:cNvPicPr>
                   </pic:nvPicPr>
                   <pic:blipFill>
-                    <a:blip r:embed="rId24"/>
+                    <a:blip r:embed="rId21"/>
                     <a:stretch>
                       <a:fillRect/>
                     </a:stretch>
@@ -560,7 +175,7 @@
                   <pic:spPr bwMode="auto">
                     <a:xfrm>
                       <a:off x="0" y="0"/>
-                      <a:ext cx="3724275" cy="4267200"/>
+                      <a:ext cx="3733800" cy="3194261"/>
                     </a:xfrm>
                     <a:prstGeom prst="rect">
                       <a:avLst/>
@@ -584,7 +199,7 @@
         <w:pStyle w:val="ImageCaption"/>
       </w:pPr>
       <w:r>
-        <w:t xml:space="preserve">1</w:t>
+        <w:t xml:space="preserve">Рис. 1: 1</w:t>
       </w:r>
     </w:p>
     <w:p>
@@ -592,7 +207,7 @@
         <w:pStyle w:val="BodyText"/>
       </w:pPr>
       <w:r>
-        <w:t xml:space="preserve">Далее с помощью утилита распаковываем архив с Hugo</w:t>
+        <w:t xml:space="preserve">После чего выберем местонахождение</w:t>
       </w:r>
     </w:p>
     <w:p>
@@ -602,20 +217,20 @@
       <w:r>
         <w:drawing>
           <wp:inline>
-            <wp:extent cx="4105275" cy="3438525"/>
+            <wp:extent cx="3733800" cy="3092498"/>
             <wp:effectExtent b="0" l="0" r="0" t="0"/>
-            <wp:docPr descr="2" title="" id="28" name="Picture"/>
+            <wp:docPr descr="2" title="" id="25" name="Picture"/>
             <a:graphic>
               <a:graphicData uri="http://schemas.openxmlformats.org/drawingml/2006/picture">
                 <pic:pic>
                   <pic:nvPicPr>
-                    <pic:cNvPr descr="image/2.jpg" id="29" name="Picture"/>
+                    <pic:cNvPr descr="image/2.png" id="26" name="Picture"/>
                     <pic:cNvPicPr>
                       <a:picLocks noChangeArrowheads="1" noChangeAspect="1"/>
                     </pic:cNvPicPr>
                   </pic:nvPicPr>
                   <pic:blipFill>
-                    <a:blip r:embed="rId27"/>
+                    <a:blip r:embed="rId24"/>
                     <a:stretch>
                       <a:fillRect/>
                     </a:stretch>
@@ -623,7 +238,7 @@
                   <pic:spPr bwMode="auto">
                     <a:xfrm>
                       <a:off x="0" y="0"/>
-                      <a:ext cx="4105275" cy="3438525"/>
+                      <a:ext cx="3733800" cy="3092498"/>
                     </a:xfrm>
                     <a:prstGeom prst="rect">
                       <a:avLst/>
@@ -647,7 +262,7 @@
         <w:pStyle w:val="ImageCaption"/>
       </w:pPr>
       <w:r>
-        <w:t xml:space="preserve">2</w:t>
+        <w:t xml:space="preserve">Рис. 2: 2</w:t>
       </w:r>
     </w:p>
     <w:p>
@@ -655,7 +270,7 @@
         <w:pStyle w:val="BodyText"/>
       </w:pPr>
       <w:r>
-        <w:t xml:space="preserve">Установим Hugo переместив файл в директорию /usr/local/bin</w:t>
+        <w:t xml:space="preserve">Далее выберем настройку клавиатуры</w:t>
       </w:r>
     </w:p>
     <w:p>
@@ -665,20 +280,20 @@
       <w:r>
         <w:drawing>
           <wp:inline>
-            <wp:extent cx="4162425" cy="2009775"/>
+            <wp:extent cx="3733800" cy="3161570"/>
             <wp:effectExtent b="0" l="0" r="0" t="0"/>
-            <wp:docPr descr="3" title="" id="31" name="Picture"/>
+            <wp:docPr descr="3" title="" id="28" name="Picture"/>
             <a:graphic>
               <a:graphicData uri="http://schemas.openxmlformats.org/drawingml/2006/picture">
                 <pic:pic>
                   <pic:nvPicPr>
-                    <pic:cNvPr descr="image/3.jpg" id="32" name="Picture"/>
+                    <pic:cNvPr descr="image/3.png" id="29" name="Picture"/>
                     <pic:cNvPicPr>
                       <a:picLocks noChangeArrowheads="1" noChangeAspect="1"/>
                     </pic:cNvPicPr>
                   </pic:nvPicPr>
                   <pic:blipFill>
-                    <a:blip r:embed="rId30"/>
+                    <a:blip r:embed="rId27"/>
                     <a:stretch>
                       <a:fillRect/>
                     </a:stretch>
@@ -686,7 +301,7 @@
                   <pic:spPr bwMode="auto">
                     <a:xfrm>
                       <a:off x="0" y="0"/>
-                      <a:ext cx="4162425" cy="2009775"/>
+                      <a:ext cx="3733800" cy="3161570"/>
                     </a:xfrm>
                     <a:prstGeom prst="rect">
                       <a:avLst/>
@@ -710,7 +325,7 @@
         <w:pStyle w:val="ImageCaption"/>
       </w:pPr>
       <w:r>
-        <w:t xml:space="preserve">3</w:t>
+        <w:t xml:space="preserve">Рис. 3: 3</w:t>
       </w:r>
     </w:p>
     <w:p>
@@ -718,7 +333,7 @@
         <w:pStyle w:val="BodyText"/>
       </w:pPr>
       <w:r>
-        <w:t xml:space="preserve">Заходим на страницу шаблона для сайтов и создаем из нее репозиторий</w:t>
+        <w:t xml:space="preserve">Затем настроим сеть</w:t>
       </w:r>
     </w:p>
     <w:p>
@@ -728,20 +343,20 @@
       <w:r>
         <w:drawing>
           <wp:inline>
-            <wp:extent cx="3095625" cy="2133600"/>
+            <wp:extent cx="3733800" cy="2789620"/>
             <wp:effectExtent b="0" l="0" r="0" t="0"/>
-            <wp:docPr descr="4" title="" id="34" name="Picture"/>
+            <wp:docPr descr="4" title="" id="31" name="Picture"/>
             <a:graphic>
               <a:graphicData uri="http://schemas.openxmlformats.org/drawingml/2006/picture">
                 <pic:pic>
                   <pic:nvPicPr>
-                    <pic:cNvPr descr="image/4.jpg" id="35" name="Picture"/>
+                    <pic:cNvPr descr="image/4.png" id="32" name="Picture"/>
                     <pic:cNvPicPr>
                       <a:picLocks noChangeArrowheads="1" noChangeAspect="1"/>
                     </pic:cNvPicPr>
                   </pic:nvPicPr>
                   <pic:blipFill>
-                    <a:blip r:embed="rId33"/>
+                    <a:blip r:embed="rId30"/>
                     <a:stretch>
                       <a:fillRect/>
                     </a:stretch>
@@ -749,7 +364,7 @@
                   <pic:spPr bwMode="auto">
                     <a:xfrm>
                       <a:off x="0" y="0"/>
-                      <a:ext cx="3095625" cy="2133600"/>
+                      <a:ext cx="3733800" cy="2789620"/>
                     </a:xfrm>
                     <a:prstGeom prst="rect">
                       <a:avLst/>
@@ -773,7 +388,7 @@
         <w:pStyle w:val="ImageCaption"/>
       </w:pPr>
       <w:r>
-        <w:t xml:space="preserve">4</w:t>
+        <w:t xml:space="preserve">Рис. 4: 4</w:t>
       </w:r>
     </w:p>
     <w:p>
@@ -781,7 +396,7 @@
         <w:pStyle w:val="BodyText"/>
       </w:pPr>
       <w:r>
-        <w:t xml:space="preserve">Создаем репозиторий с названием blog</w:t>
+        <w:t xml:space="preserve">После настоим учетную запись пользователя</w:t>
       </w:r>
     </w:p>
     <w:p>
@@ -791,20 +406,20 @@
       <w:r>
         <w:drawing>
           <wp:inline>
-            <wp:extent cx="3143250" cy="3771900"/>
+            <wp:extent cx="3733800" cy="2826745"/>
             <wp:effectExtent b="0" l="0" r="0" t="0"/>
-            <wp:docPr descr="5" title="" id="37" name="Picture"/>
+            <wp:docPr descr="5" title="" id="34" name="Picture"/>
             <a:graphic>
               <a:graphicData uri="http://schemas.openxmlformats.org/drawingml/2006/picture">
                 <pic:pic>
                   <pic:nvPicPr>
-                    <pic:cNvPr descr="image/5.jpg" id="38" name="Picture"/>
+                    <pic:cNvPr descr="image/5.png" id="35" name="Picture"/>
                     <pic:cNvPicPr>
                       <a:picLocks noChangeArrowheads="1" noChangeAspect="1"/>
                     </pic:cNvPicPr>
                   </pic:nvPicPr>
                   <pic:blipFill>
-                    <a:blip r:embed="rId36"/>
+                    <a:blip r:embed="rId33"/>
                     <a:stretch>
                       <a:fillRect/>
                     </a:stretch>
@@ -812,7 +427,7 @@
                   <pic:spPr bwMode="auto">
                     <a:xfrm>
                       <a:off x="0" y="0"/>
-                      <a:ext cx="3143250" cy="3771900"/>
+                      <a:ext cx="3733800" cy="2826745"/>
                     </a:xfrm>
                     <a:prstGeom prst="rect">
                       <a:avLst/>
@@ -836,7 +451,7 @@
         <w:pStyle w:val="ImageCaption"/>
       </w:pPr>
       <w:r>
-        <w:t xml:space="preserve">5</w:t>
+        <w:t xml:space="preserve">Рис. 5: 5</w:t>
       </w:r>
     </w:p>
     <w:p>
@@ -844,7 +459,7 @@
         <w:pStyle w:val="BodyText"/>
       </w:pPr>
       <w:r>
-        <w:t xml:space="preserve">И клонируем репозиторий к себе на компьютер</w:t>
+        <w:t xml:space="preserve">И пароль к учетной записи</w:t>
       </w:r>
     </w:p>
     <w:p>
@@ -854,20 +469,20 @@
       <w:r>
         <w:drawing>
           <wp:inline>
-            <wp:extent cx="4076700" cy="495300"/>
+            <wp:extent cx="3733800" cy="2777641"/>
             <wp:effectExtent b="0" l="0" r="0" t="0"/>
-            <wp:docPr descr="6" title="" id="40" name="Picture"/>
+            <wp:docPr descr="6" title="" id="37" name="Picture"/>
             <a:graphic>
               <a:graphicData uri="http://schemas.openxmlformats.org/drawingml/2006/picture">
                 <pic:pic>
                   <pic:nvPicPr>
-                    <pic:cNvPr descr="image/6.jpg" id="41" name="Picture"/>
+                    <pic:cNvPr descr="image/6.png" id="38" name="Picture"/>
                     <pic:cNvPicPr>
                       <a:picLocks noChangeArrowheads="1" noChangeAspect="1"/>
                     </pic:cNvPicPr>
                   </pic:nvPicPr>
                   <pic:blipFill>
-                    <a:blip r:embed="rId39"/>
+                    <a:blip r:embed="rId36"/>
                     <a:stretch>
                       <a:fillRect/>
                     </a:stretch>
@@ -875,7 +490,7 @@
                   <pic:spPr bwMode="auto">
                     <a:xfrm>
                       <a:off x="0" y="0"/>
-                      <a:ext cx="4076700" cy="495300"/>
+                      <a:ext cx="3733800" cy="2777641"/>
                     </a:xfrm>
                     <a:prstGeom prst="rect">
                       <a:avLst/>
@@ -899,7 +514,7 @@
         <w:pStyle w:val="ImageCaption"/>
       </w:pPr>
       <w:r>
-        <w:t xml:space="preserve">6</w:t>
+        <w:t xml:space="preserve">Рис. 6: 6</w:t>
       </w:r>
     </w:p>
     <w:p>
@@ -907,7 +522,7 @@
         <w:pStyle w:val="BodyText"/>
       </w:pPr>
       <w:r>
-        <w:t xml:space="preserve">Установим язык Go на компьютер так как он необходим для работы с Hugo</w:t>
+        <w:t xml:space="preserve">После чего выберем разметку дисков</w:t>
       </w:r>
     </w:p>
     <w:p>
@@ -917,20 +532,20 @@
       <w:r>
         <w:drawing>
           <wp:inline>
-            <wp:extent cx="4124325" cy="3267075"/>
+            <wp:extent cx="3733800" cy="2800350"/>
             <wp:effectExtent b="0" l="0" r="0" t="0"/>
-            <wp:docPr descr="7" title="" id="43" name="Picture"/>
+            <wp:docPr descr="7" title="" id="40" name="Picture"/>
             <a:graphic>
               <a:graphicData uri="http://schemas.openxmlformats.org/drawingml/2006/picture">
                 <pic:pic>
                   <pic:nvPicPr>
-                    <pic:cNvPr descr="image/7.jpg" id="44" name="Picture"/>
+                    <pic:cNvPr descr="image/7.png" id="41" name="Picture"/>
                     <pic:cNvPicPr>
                       <a:picLocks noChangeArrowheads="1" noChangeAspect="1"/>
                     </pic:cNvPicPr>
                   </pic:nvPicPr>
                   <pic:blipFill>
-                    <a:blip r:embed="rId42"/>
+                    <a:blip r:embed="rId39"/>
                     <a:stretch>
                       <a:fillRect/>
                     </a:stretch>
@@ -938,7 +553,7 @@
                   <pic:spPr bwMode="auto">
                     <a:xfrm>
                       <a:off x="0" y="0"/>
-                      <a:ext cx="4124325" cy="3267075"/>
+                      <a:ext cx="3733800" cy="2800350"/>
                     </a:xfrm>
                     <a:prstGeom prst="rect">
                       <a:avLst/>
@@ -962,7 +577,7 @@
         <w:pStyle w:val="ImageCaption"/>
       </w:pPr>
       <w:r>
-        <w:t xml:space="preserve">7</w:t>
+        <w:t xml:space="preserve">Рис. 7: 7</w:t>
       </w:r>
     </w:p>
     <w:p>
@@ -970,7 +585,7 @@
         <w:pStyle w:val="BodyText"/>
       </w:pPr>
       <w:r>
-        <w:t xml:space="preserve">Запустим Hugo В момент запуска он подготовит папку с сайтом создав дополнительные каталоги</w:t>
+        <w:t xml:space="preserve">И выберем сам диск</w:t>
       </w:r>
     </w:p>
     <w:p>
@@ -980,20 +595,20 @@
       <w:r>
         <w:drawing>
           <wp:inline>
-            <wp:extent cx="4086225" cy="2533650"/>
+            <wp:extent cx="3733800" cy="2776658"/>
             <wp:effectExtent b="0" l="0" r="0" t="0"/>
-            <wp:docPr descr="8" title="" id="46" name="Picture"/>
+            <wp:docPr descr="8" title="" id="43" name="Picture"/>
             <a:graphic>
               <a:graphicData uri="http://schemas.openxmlformats.org/drawingml/2006/picture">
                 <pic:pic>
                   <pic:nvPicPr>
-                    <pic:cNvPr descr="./image/8.jpg" id="47" name="Picture"/>
+                    <pic:cNvPr descr="image/8.png" id="44" name="Picture"/>
                     <pic:cNvPicPr>
                       <a:picLocks noChangeArrowheads="1" noChangeAspect="1"/>
                     </pic:cNvPicPr>
                   </pic:nvPicPr>
                   <pic:blipFill>
-                    <a:blip r:embed="rId45"/>
+                    <a:blip r:embed="rId42"/>
                     <a:stretch>
                       <a:fillRect/>
                     </a:stretch>
@@ -1001,7 +616,7 @@
                   <pic:spPr bwMode="auto">
                     <a:xfrm>
                       <a:off x="0" y="0"/>
-                      <a:ext cx="4086225" cy="2533650"/>
+                      <a:ext cx="3733800" cy="2776658"/>
                     </a:xfrm>
                     <a:prstGeom prst="rect">
                       <a:avLst/>
@@ -1025,7 +640,7 @@
         <w:pStyle w:val="ImageCaption"/>
       </w:pPr>
       <w:r>
-        <w:t xml:space="preserve">8</w:t>
+        <w:t xml:space="preserve">Рис. 8: 8</w:t>
       </w:r>
     </w:p>
     <w:p>
@@ -1033,7 +648,7 @@
         <w:pStyle w:val="BodyText"/>
       </w:pPr>
       <w:r>
-        <w:t xml:space="preserve">Удаляем папку Public</w:t>
+        <w:t xml:space="preserve">Подтверждаем разметку дисков</w:t>
       </w:r>
     </w:p>
     <w:p>
@@ -1043,20 +658,20 @@
       <w:r>
         <w:drawing>
           <wp:inline>
-            <wp:extent cx="2952750" cy="276225"/>
+            <wp:extent cx="3733800" cy="2784692"/>
             <wp:effectExtent b="0" l="0" r="0" t="0"/>
-            <wp:docPr descr="9" title="" id="49" name="Picture"/>
+            <wp:docPr descr="9" title="" id="46" name="Picture"/>
             <a:graphic>
               <a:graphicData uri="http://schemas.openxmlformats.org/drawingml/2006/picture">
                 <pic:pic>
                   <pic:nvPicPr>
-                    <pic:cNvPr descr="image/9.jpg" id="50" name="Picture"/>
+                    <pic:cNvPr descr="image/9.png" id="47" name="Picture"/>
                     <pic:cNvPicPr>
                       <a:picLocks noChangeArrowheads="1" noChangeAspect="1"/>
                     </pic:cNvPicPr>
                   </pic:nvPicPr>
                   <pic:blipFill>
-                    <a:blip r:embed="rId48"/>
+                    <a:blip r:embed="rId45"/>
                     <a:stretch>
                       <a:fillRect/>
                     </a:stretch>
@@ -1064,7 +679,7 @@
                   <pic:spPr bwMode="auto">
                     <a:xfrm>
                       <a:off x="0" y="0"/>
-                      <a:ext cx="2952750" cy="276225"/>
+                      <a:ext cx="3733800" cy="2784692"/>
                     </a:xfrm>
                     <a:prstGeom prst="rect">
                       <a:avLst/>
@@ -1088,7 +703,7 @@
         <w:pStyle w:val="ImageCaption"/>
       </w:pPr>
       <w:r>
-        <w:t xml:space="preserve">9</w:t>
+        <w:t xml:space="preserve">Рис. 9: 9</w:t>
       </w:r>
     </w:p>
     <w:p>
@@ -1096,7 +711,7 @@
         <w:pStyle w:val="BodyText"/>
       </w:pPr>
       <w:r>
-        <w:t xml:space="preserve">Теперь запустим Hugo с опцией server которая позволит запустить наш сайт</w:t>
+        <w:t xml:space="preserve">И записываем изменения</w:t>
       </w:r>
     </w:p>
     <w:p>
@@ -1106,20 +721,20 @@
       <w:r>
         <w:drawing>
           <wp:inline>
-            <wp:extent cx="4086225" cy="3314700"/>
+            <wp:extent cx="3733800" cy="2790776"/>
             <wp:effectExtent b="0" l="0" r="0" t="0"/>
-            <wp:docPr descr="10" title="" id="52" name="Picture"/>
+            <wp:docPr descr="10" title="" id="49" name="Picture"/>
             <a:graphic>
               <a:graphicData uri="http://schemas.openxmlformats.org/drawingml/2006/picture">
                 <pic:pic>
                   <pic:nvPicPr>
-                    <pic:cNvPr descr="image/10.jpg" id="53" name="Picture"/>
+                    <pic:cNvPr descr="image/10.png" id="50" name="Picture"/>
                     <pic:cNvPicPr>
                       <a:picLocks noChangeArrowheads="1" noChangeAspect="1"/>
                     </pic:cNvPicPr>
                   </pic:nvPicPr>
                   <pic:blipFill>
-                    <a:blip r:embed="rId51"/>
+                    <a:blip r:embed="rId48"/>
                     <a:stretch>
                       <a:fillRect/>
                     </a:stretch>
@@ -1127,7 +742,7 @@
                   <pic:spPr bwMode="auto">
                     <a:xfrm>
                       <a:off x="0" y="0"/>
-                      <a:ext cx="4086225" cy="3314700"/>
+                      <a:ext cx="3733800" cy="2790776"/>
                     </a:xfrm>
                     <a:prstGeom prst="rect">
                       <a:avLst/>
@@ -1151,7 +766,7 @@
         <w:pStyle w:val="ImageCaption"/>
       </w:pPr>
       <w:r>
-        <w:t xml:space="preserve">10</w:t>
+        <w:t xml:space="preserve">Рис. 10: 10</w:t>
       </w:r>
     </w:p>
     <w:p>
@@ -1159,7 +774,7 @@
         <w:pStyle w:val="BodyText"/>
       </w:pPr>
       <w:r>
-        <w:t xml:space="preserve">Перейда по адресу local:1313, мы увидим наш сайт</w:t>
+        <w:t xml:space="preserve">Затем выбераем программные обеспечения</w:t>
       </w:r>
     </w:p>
     <w:p>
@@ -1169,20 +784,20 @@
       <w:r>
         <w:drawing>
           <wp:inline>
-            <wp:extent cx="3276600" cy="3648075"/>
+            <wp:extent cx="3733800" cy="2796745"/>
             <wp:effectExtent b="0" l="0" r="0" t="0"/>
-            <wp:docPr descr="11" title="" id="55" name="Picture"/>
+            <wp:docPr descr="11" title="" id="52" name="Picture"/>
             <a:graphic>
               <a:graphicData uri="http://schemas.openxmlformats.org/drawingml/2006/picture">
                 <pic:pic>
                   <pic:nvPicPr>
-                    <pic:cNvPr descr="image/11.jpg" id="56" name="Picture"/>
+                    <pic:cNvPr descr="image/11.png" id="53" name="Picture"/>
                     <pic:cNvPicPr>
                       <a:picLocks noChangeArrowheads="1" noChangeAspect="1"/>
                     </pic:cNvPicPr>
                   </pic:nvPicPr>
                   <pic:blipFill>
-                    <a:blip r:embed="rId54"/>
+                    <a:blip r:embed="rId51"/>
                     <a:stretch>
                       <a:fillRect/>
                     </a:stretch>
@@ -1190,7 +805,7 @@
                   <pic:spPr bwMode="auto">
                     <a:xfrm>
                       <a:off x="0" y="0"/>
-                      <a:ext cx="3276600" cy="3648075"/>
+                      <a:ext cx="3733800" cy="2796745"/>
                     </a:xfrm>
                     <a:prstGeom prst="rect">
                       <a:avLst/>
@@ -1214,7 +829,7 @@
         <w:pStyle w:val="ImageCaption"/>
       </w:pPr>
       <w:r>
-        <w:t xml:space="preserve">11</w:t>
+        <w:t xml:space="preserve">Рис. 11: 11</w:t>
       </w:r>
     </w:p>
     <w:p>
@@ -1222,19 +837,7 @@
         <w:pStyle w:val="BodyText"/>
       </w:pPr>
       <w:r>
-        <w:t xml:space="preserve">Теперь создаем второй репозиторий на котором будет висеть наш сайт. Его нужно назвать в формате</w:t>
-      </w:r>
-      <w:r>
-        <w:t xml:space="preserve"> </w:t>
-      </w:r>
-      <w:r>
-        <w:t xml:space="preserve">“</w:t>
-      </w:r>
-      <w:r>
-        <w:t xml:space="preserve">Имя нашего аккаунат Github + .github.io</w:t>
-      </w:r>
-      <w:r>
-        <w:t xml:space="preserve">”</w:t>
+        <w:t xml:space="preserve">Устанавливаем системного загрузчика GRUB</w:t>
       </w:r>
     </w:p>
     <w:p>
@@ -1244,20 +847,20 @@
       <w:r>
         <w:drawing>
           <wp:inline>
-            <wp:extent cx="3171825" cy="1533525"/>
+            <wp:extent cx="3733800" cy="2792026"/>
             <wp:effectExtent b="0" l="0" r="0" t="0"/>
-            <wp:docPr descr="12" title="" id="58" name="Picture"/>
+            <wp:docPr descr="12" title="" id="55" name="Picture"/>
             <a:graphic>
               <a:graphicData uri="http://schemas.openxmlformats.org/drawingml/2006/picture">
                 <pic:pic>
                   <pic:nvPicPr>
-                    <pic:cNvPr descr="image/12.jpg" id="59" name="Picture"/>
+                    <pic:cNvPr descr="image/12.png" id="56" name="Picture"/>
                     <pic:cNvPicPr>
                       <a:picLocks noChangeArrowheads="1" noChangeAspect="1"/>
                     </pic:cNvPicPr>
                   </pic:nvPicPr>
                   <pic:blipFill>
-                    <a:blip r:embed="rId57"/>
+                    <a:blip r:embed="rId54"/>
                     <a:stretch>
                       <a:fillRect/>
                     </a:stretch>
@@ -1265,7 +868,7 @@
                   <pic:spPr bwMode="auto">
                     <a:xfrm>
                       <a:off x="0" y="0"/>
-                      <a:ext cx="3171825" cy="1533525"/>
+                      <a:ext cx="3733800" cy="2792026"/>
                     </a:xfrm>
                     <a:prstGeom prst="rect">
                       <a:avLst/>
@@ -1289,7 +892,7 @@
         <w:pStyle w:val="ImageCaption"/>
       </w:pPr>
       <w:r>
-        <w:t xml:space="preserve">12</w:t>
+        <w:t xml:space="preserve">Рис. 12: 12</w:t>
       </w:r>
     </w:p>
     <w:p>
@@ -1297,7 +900,7 @@
         <w:pStyle w:val="BodyText"/>
       </w:pPr>
       <w:r>
-        <w:t xml:space="preserve">Теперь клонируем наш пустой репозиторий на компьютер создадим README.md и переключимся на ветку main</w:t>
+        <w:t xml:space="preserve">После чего перезапускаем систему и входим в учетную запись</w:t>
       </w:r>
     </w:p>
     <w:p>
@@ -1307,20 +910,20 @@
       <w:r>
         <w:drawing>
           <wp:inline>
-            <wp:extent cx="4095750" cy="2009775"/>
+            <wp:extent cx="3733800" cy="2774892"/>
             <wp:effectExtent b="0" l="0" r="0" t="0"/>
-            <wp:docPr descr="13" title="" id="61" name="Picture"/>
+            <wp:docPr descr="13" title="" id="58" name="Picture"/>
             <a:graphic>
               <a:graphicData uri="http://schemas.openxmlformats.org/drawingml/2006/picture">
                 <pic:pic>
                   <pic:nvPicPr>
-                    <pic:cNvPr descr="image/13.jpg" id="62" name="Picture"/>
+                    <pic:cNvPr descr="image/13.png" id="59" name="Picture"/>
                     <pic:cNvPicPr>
                       <a:picLocks noChangeArrowheads="1" noChangeAspect="1"/>
                     </pic:cNvPicPr>
                   </pic:nvPicPr>
                   <pic:blipFill>
-                    <a:blip r:embed="rId60"/>
+                    <a:blip r:embed="rId57"/>
                     <a:stretch>
                       <a:fillRect/>
                     </a:stretch>
@@ -1328,7 +931,7 @@
                   <pic:spPr bwMode="auto">
                     <a:xfrm>
                       <a:off x="0" y="0"/>
-                      <a:ext cx="4095750" cy="2009775"/>
+                      <a:ext cx="3733800" cy="2774892"/>
                     </a:xfrm>
                     <a:prstGeom prst="rect">
                       <a:avLst/>
@@ -1352,389 +955,11 @@
         <w:pStyle w:val="ImageCaption"/>
       </w:pPr>
       <w:r>
-        <w:t xml:space="preserve">13</w:t>
-      </w:r>
-    </w:p>
-    <w:p>
-      <w:pPr>
-        <w:pStyle w:val="BodyText"/>
-      </w:pPr>
-      <w:r>
-        <w:t xml:space="preserve">Обновляем репозиторий делаем коммит и отправляем на github</w:t>
-      </w:r>
-    </w:p>
-    <w:p>
-      <w:pPr>
-        <w:pStyle w:val="CaptionedFigure"/>
-      </w:pPr>
-      <w:r>
-        <w:drawing>
-          <wp:inline>
-            <wp:extent cx="3724275" cy="2305050"/>
-            <wp:effectExtent b="0" l="0" r="0" t="0"/>
-            <wp:docPr descr="14" title="" id="64" name="Picture"/>
-            <a:graphic>
-              <a:graphicData uri="http://schemas.openxmlformats.org/drawingml/2006/picture">
-                <pic:pic>
-                  <pic:nvPicPr>
-                    <pic:cNvPr descr="image/14.jpg" id="65" name="Picture"/>
-                    <pic:cNvPicPr>
-                      <a:picLocks noChangeArrowheads="1" noChangeAspect="1"/>
-                    </pic:cNvPicPr>
-                  </pic:nvPicPr>
-                  <pic:blipFill>
-                    <a:blip r:embed="rId63"/>
-                    <a:stretch>
-                      <a:fillRect/>
-                    </a:stretch>
-                  </pic:blipFill>
-                  <pic:spPr bwMode="auto">
-                    <a:xfrm>
-                      <a:off x="0" y="0"/>
-                      <a:ext cx="3724275" cy="2305050"/>
-                    </a:xfrm>
-                    <a:prstGeom prst="rect">
-                      <a:avLst/>
-                    </a:prstGeom>
-                    <a:noFill/>
-                    <a:ln w="9525">
-                      <a:noFill/>
-                      <a:headEnd/>
-                      <a:tailEnd/>
-                    </a:ln>
-                  </pic:spPr>
-                </pic:pic>
-              </a:graphicData>
-            </a:graphic>
-          </wp:inline>
-        </w:drawing>
-      </w:r>
-    </w:p>
-    <w:p>
-      <w:pPr>
-        <w:pStyle w:val="ImageCaption"/>
-      </w:pPr>
-      <w:r>
-        <w:t xml:space="preserve">14</w:t>
-      </w:r>
-    </w:p>
-    <w:p>
-      <w:pPr>
-        <w:pStyle w:val="BodyText"/>
-      </w:pPr>
-      <w:r>
-        <w:t xml:space="preserve">Теперь добавляем второй репозиторий как сабмодуль первого, и он будет хранить в себе папку public</w:t>
-      </w:r>
-    </w:p>
-    <w:p>
-      <w:pPr>
-        <w:pStyle w:val="CaptionedFigure"/>
-      </w:pPr>
-      <w:r>
-        <w:drawing>
-          <wp:inline>
-            <wp:extent cx="2514600" cy="1238250"/>
-            <wp:effectExtent b="0" l="0" r="0" t="0"/>
-            <wp:docPr descr="15" title="" id="67" name="Picture"/>
-            <a:graphic>
-              <a:graphicData uri="http://schemas.openxmlformats.org/drawingml/2006/picture">
-                <pic:pic>
-                  <pic:nvPicPr>
-                    <pic:cNvPr descr="image/15.jpg" id="68" name="Picture"/>
-                    <pic:cNvPicPr>
-                      <a:picLocks noChangeArrowheads="1" noChangeAspect="1"/>
-                    </pic:cNvPicPr>
-                  </pic:nvPicPr>
-                  <pic:blipFill>
-                    <a:blip r:embed="rId66"/>
-                    <a:stretch>
-                      <a:fillRect/>
-                    </a:stretch>
-                  </pic:blipFill>
-                  <pic:spPr bwMode="auto">
-                    <a:xfrm>
-                      <a:off x="0" y="0"/>
-                      <a:ext cx="2514600" cy="1238250"/>
-                    </a:xfrm>
-                    <a:prstGeom prst="rect">
-                      <a:avLst/>
-                    </a:prstGeom>
-                    <a:noFill/>
-                    <a:ln w="9525">
-                      <a:noFill/>
-                      <a:headEnd/>
-                      <a:tailEnd/>
-                    </a:ln>
-                  </pic:spPr>
-                </pic:pic>
-              </a:graphicData>
-            </a:graphic>
-          </wp:inline>
-        </w:drawing>
-      </w:r>
-    </w:p>
-    <w:p>
-      <w:pPr>
-        <w:pStyle w:val="ImageCaption"/>
-      </w:pPr>
-      <w:r>
-        <w:t xml:space="preserve">15</w:t>
-      </w:r>
-    </w:p>
-    <w:p>
-      <w:pPr>
-        <w:pStyle w:val="BodyText"/>
-      </w:pPr>
-      <w:r>
-        <w:t xml:space="preserve">Проверяем корректность настройки сабмодуля</w:t>
-      </w:r>
-    </w:p>
-    <w:p>
-      <w:pPr>
-        <w:pStyle w:val="CaptionedFigure"/>
-      </w:pPr>
-      <w:r>
-        <w:drawing>
-          <wp:inline>
-            <wp:extent cx="2714625" cy="466725"/>
-            <wp:effectExtent b="0" l="0" r="0" t="0"/>
-            <wp:docPr descr="16" title="" id="70" name="Picture"/>
-            <a:graphic>
-              <a:graphicData uri="http://schemas.openxmlformats.org/drawingml/2006/picture">
-                <pic:pic>
-                  <pic:nvPicPr>
-                    <pic:cNvPr descr="image/16.jpg" id="71" name="Picture"/>
-                    <pic:cNvPicPr>
-                      <a:picLocks noChangeArrowheads="1" noChangeAspect="1"/>
-                    </pic:cNvPicPr>
-                  </pic:nvPicPr>
-                  <pic:blipFill>
-                    <a:blip r:embed="rId69"/>
-                    <a:stretch>
-                      <a:fillRect/>
-                    </a:stretch>
-                  </pic:blipFill>
-                  <pic:spPr bwMode="auto">
-                    <a:xfrm>
-                      <a:off x="0" y="0"/>
-                      <a:ext cx="2714625" cy="466725"/>
-                    </a:xfrm>
-                    <a:prstGeom prst="rect">
-                      <a:avLst/>
-                    </a:prstGeom>
-                    <a:noFill/>
-                    <a:ln w="9525">
-                      <a:noFill/>
-                      <a:headEnd/>
-                      <a:tailEnd/>
-                    </a:ln>
-                  </pic:spPr>
-                </pic:pic>
-              </a:graphicData>
-            </a:graphic>
-          </wp:inline>
-        </w:drawing>
-      </w:r>
-    </w:p>
-    <w:p>
-      <w:pPr>
-        <w:pStyle w:val="ImageCaption"/>
-      </w:pPr>
-      <w:r>
-        <w:t xml:space="preserve">16</w:t>
-      </w:r>
-    </w:p>
-    <w:p>
-      <w:pPr>
-        <w:pStyle w:val="BodyText"/>
-      </w:pPr>
-      <w:r>
-        <w:t xml:space="preserve">Делаем коммит</w:t>
-      </w:r>
-    </w:p>
-    <w:p>
-      <w:pPr>
-        <w:pStyle w:val="CaptionedFigure"/>
-      </w:pPr>
-      <w:r>
-        <w:drawing>
-          <wp:inline>
-            <wp:extent cx="2647950" cy="257175"/>
-            <wp:effectExtent b="0" l="0" r="0" t="0"/>
-            <wp:docPr descr="17" title="" id="73" name="Picture"/>
-            <a:graphic>
-              <a:graphicData uri="http://schemas.openxmlformats.org/drawingml/2006/picture">
-                <pic:pic>
-                  <pic:nvPicPr>
-                    <pic:cNvPr descr="image/17.jpg" id="74" name="Picture"/>
-                    <pic:cNvPicPr>
-                      <a:picLocks noChangeArrowheads="1" noChangeAspect="1"/>
-                    </pic:cNvPicPr>
-                  </pic:nvPicPr>
-                  <pic:blipFill>
-                    <a:blip r:embed="rId72"/>
-                    <a:stretch>
-                      <a:fillRect/>
-                    </a:stretch>
-                  </pic:blipFill>
-                  <pic:spPr bwMode="auto">
-                    <a:xfrm>
-                      <a:off x="0" y="0"/>
-                      <a:ext cx="2647950" cy="257175"/>
-                    </a:xfrm>
-                    <a:prstGeom prst="rect">
-                      <a:avLst/>
-                    </a:prstGeom>
-                    <a:noFill/>
-                    <a:ln w="9525">
-                      <a:noFill/>
-                      <a:headEnd/>
-                      <a:tailEnd/>
-                    </a:ln>
-                  </pic:spPr>
-                </pic:pic>
-              </a:graphicData>
-            </a:graphic>
-          </wp:inline>
-        </w:drawing>
-      </w:r>
-    </w:p>
-    <w:p>
-      <w:pPr>
-        <w:pStyle w:val="ImageCaption"/>
-      </w:pPr>
-      <w:r>
-        <w:t xml:space="preserve">17</w:t>
-      </w:r>
-    </w:p>
-    <w:p>
-      <w:pPr>
-        <w:pStyle w:val="BodyText"/>
-      </w:pPr>
-      <w:r>
-        <w:t xml:space="preserve">Выгружаем на github</w:t>
-      </w:r>
-    </w:p>
-    <w:p>
-      <w:pPr>
-        <w:pStyle w:val="CaptionedFigure"/>
-      </w:pPr>
-      <w:r>
-        <w:drawing>
-          <wp:inline>
-            <wp:extent cx="2838450" cy="1304925"/>
-            <wp:effectExtent b="0" l="0" r="0" t="0"/>
-            <wp:docPr descr="18" title="" id="76" name="Picture"/>
-            <a:graphic>
-              <a:graphicData uri="http://schemas.openxmlformats.org/drawingml/2006/picture">
-                <pic:pic>
-                  <pic:nvPicPr>
-                    <pic:cNvPr descr="image/18.jpg" id="77" name="Picture"/>
-                    <pic:cNvPicPr>
-                      <a:picLocks noChangeArrowheads="1" noChangeAspect="1"/>
-                    </pic:cNvPicPr>
-                  </pic:nvPicPr>
-                  <pic:blipFill>
-                    <a:blip r:embed="rId75"/>
-                    <a:stretch>
-                      <a:fillRect/>
-                    </a:stretch>
-                  </pic:blipFill>
-                  <pic:spPr bwMode="auto">
-                    <a:xfrm>
-                      <a:off x="0" y="0"/>
-                      <a:ext cx="2838450" cy="1304925"/>
-                    </a:xfrm>
-                    <a:prstGeom prst="rect">
-                      <a:avLst/>
-                    </a:prstGeom>
-                    <a:noFill/>
-                    <a:ln w="9525">
-                      <a:noFill/>
-                      <a:headEnd/>
-                      <a:tailEnd/>
-                    </a:ln>
-                  </pic:spPr>
-                </pic:pic>
-              </a:graphicData>
-            </a:graphic>
-          </wp:inline>
-        </w:drawing>
-      </w:r>
-    </w:p>
-    <w:p>
-      <w:pPr>
-        <w:pStyle w:val="ImageCaption"/>
-      </w:pPr>
-      <w:r>
-        <w:t xml:space="preserve">18</w:t>
-      </w:r>
-    </w:p>
-    <w:p>
-      <w:pPr>
-        <w:pStyle w:val="BodyText"/>
-      </w:pPr>
-      <w:r>
-        <w:t xml:space="preserve">Теперь посмотрим как выглядит наш сайт который располагается https://kava-45.github.io/</w:t>
-      </w:r>
-    </w:p>
-    <w:p>
-      <w:pPr>
-        <w:pStyle w:val="CaptionedFigure"/>
-      </w:pPr>
-      <w:r>
-        <w:drawing>
-          <wp:inline>
-            <wp:extent cx="5334000" cy="2066925"/>
-            <wp:effectExtent b="0" l="0" r="0" t="0"/>
-            <wp:docPr descr="19" title="" id="79" name="Picture"/>
-            <a:graphic>
-              <a:graphicData uri="http://schemas.openxmlformats.org/drawingml/2006/picture">
-                <pic:pic>
-                  <pic:nvPicPr>
-                    <pic:cNvPr descr="image/19.jpg" id="80" name="Picture"/>
-                    <pic:cNvPicPr>
-                      <a:picLocks noChangeArrowheads="1" noChangeAspect="1"/>
-                    </pic:cNvPicPr>
-                  </pic:nvPicPr>
-                  <pic:blipFill>
-                    <a:blip r:embed="rId78"/>
-                    <a:stretch>
-                      <a:fillRect/>
-                    </a:stretch>
-                  </pic:blipFill>
-                  <pic:spPr bwMode="auto">
-                    <a:xfrm>
-                      <a:off x="0" y="0"/>
-                      <a:ext cx="5334000" cy="2066925"/>
-                    </a:xfrm>
-                    <a:prstGeom prst="rect">
-                      <a:avLst/>
-                    </a:prstGeom>
-                    <a:noFill/>
-                    <a:ln w="9525">
-                      <a:noFill/>
-                      <a:headEnd/>
-                      <a:tailEnd/>
-                    </a:ln>
-                  </pic:spPr>
-                </pic:pic>
-              </a:graphicData>
-            </a:graphic>
-          </wp:inline>
-        </w:drawing>
-      </w:r>
-    </w:p>
-    <w:p>
-      <w:pPr>
-        <w:pStyle w:val="ImageCaption"/>
-      </w:pPr>
-      <w:r>
-        <w:t xml:space="preserve">19</w:t>
-      </w:r>
-    </w:p>
-    <w:bookmarkEnd w:id="81"/>
-    <w:bookmarkStart w:id="82" w:name="вывод"/>
+        <w:t xml:space="preserve">Рис. 13: 13</w:t>
+      </w:r>
+    </w:p>
+    <w:bookmarkEnd w:id="60"/>
+    <w:bookmarkStart w:id="61" w:name="выводы"/>
     <w:p>
       <w:pPr>
         <w:pStyle w:val="Heading1"/>
@@ -1743,13 +968,13 @@
         <w:rPr>
           <w:rStyle w:val="SectionNumber"/>
         </w:rPr>
-        <w:t xml:space="preserve">5</w:t>
+        <w:t xml:space="preserve">3</w:t>
       </w:r>
       <w:r>
         <w:tab/>
       </w:r>
       <w:r>
-        <w:t xml:space="preserve">Вывод</w:t>
+        <w:t xml:space="preserve">Выводы</w:t>
       </w:r>
     </w:p>
     <w:p>
@@ -1757,118 +982,10 @@
         <w:pStyle w:val="FirstParagraph"/>
       </w:pPr>
       <w:r>
-        <w:t xml:space="preserve">Я научился устанавливать необходимое программное обеспечение,скачивать шаблоны и темы сайтов,размещать их на хостинг git,</w:t>
-      </w:r>
-      <w:r>
-        <w:t xml:space="preserve"> </w:t>
-      </w:r>
-      <w:r>
-        <w:t xml:space="preserve">устанавливать параметр для URLs сайта, размещать заготовку сайта на Github pages</w:t>
-      </w:r>
-    </w:p>
-    <w:bookmarkEnd w:id="82"/>
-    <w:bookmarkStart w:id="89" w:name="список-литературы"/>
-    <w:p>
-      <w:pPr>
-        <w:pStyle w:val="Heading1"/>
-      </w:pPr>
-      <w:r>
-        <w:t xml:space="preserve">Список литературы</w:t>
-      </w:r>
-    </w:p>
-    <w:bookmarkStart w:id="88" w:name="refs"/>
-    <w:bookmarkStart w:id="83" w:name="ref-tanenbaum_book_modern-os_ru"/>
-    <w:p>
-      <w:pPr>
-        <w:pStyle w:val="Bibliography"/>
-      </w:pPr>
-      <w:r>
-        <w:t xml:space="preserve">1.</w:t>
-      </w:r>
-      <w:r>
-        <w:t xml:space="preserve"> </w:t>
-      </w:r>
-      <w:r>
-        <w:t xml:space="preserve">	</w:t>
-      </w:r>
-      <w:r>
-        <w:t xml:space="preserve">Таненбаум Э., Бос Х. Современные операционные системы. 4-е изд. СПб.: Питер, 2015. 1120 с.</w:t>
-      </w:r>
-    </w:p>
-    <w:bookmarkEnd w:id="83"/>
-    <w:bookmarkStart w:id="84" w:name="ref-robbins_book_bash_en"/>
-    <w:p>
-      <w:pPr>
-        <w:pStyle w:val="Bibliography"/>
-      </w:pPr>
-      <w:r>
-        <w:t xml:space="preserve">2.</w:t>
-      </w:r>
-      <w:r>
-        <w:t xml:space="preserve"> </w:t>
-      </w:r>
-      <w:r>
-        <w:t xml:space="preserve">	</w:t>
-      </w:r>
-      <w:r>
-        <w:t xml:space="preserve">Robbins A. Bash Pocket Reference. O’Reilly Media, 2016. 156 с.</w:t>
-      </w:r>
-    </w:p>
-    <w:bookmarkEnd w:id="84"/>
-    <w:bookmarkStart w:id="85" w:name="ref-zarrelli_book_mastering-bash_en"/>
-    <w:p>
-      <w:pPr>
-        <w:pStyle w:val="Bibliography"/>
-      </w:pPr>
-      <w:r>
-        <w:t xml:space="preserve">3.</w:t>
-      </w:r>
-      <w:r>
-        <w:t xml:space="preserve"> </w:t>
-      </w:r>
-      <w:r>
-        <w:t xml:space="preserve">	</w:t>
-      </w:r>
-      <w:r>
-        <w:t xml:space="preserve">Zarrelli G. Mastering Bash. Packt Publishing, 2017. 502 с.</w:t>
-      </w:r>
-    </w:p>
-    <w:bookmarkEnd w:id="85"/>
-    <w:bookmarkStart w:id="87" w:name="ref-newham_book_learning-bash_en"/>
-    <w:p>
-      <w:pPr>
-        <w:pStyle w:val="Bibliography"/>
-      </w:pPr>
-      <w:r>
-        <w:t xml:space="preserve">4.</w:t>
-      </w:r>
-      <w:r>
-        <w:t xml:space="preserve"> </w:t>
-      </w:r>
-      <w:r>
-        <w:t xml:space="preserve">	</w:t>
-      </w:r>
-      <w:r>
-        <w:t xml:space="preserve">Newham C.</w:t>
-      </w:r>
-      <w:r>
-        <w:t xml:space="preserve"> </w:t>
-      </w:r>
-      <w:hyperlink r:id="rId86">
-        <w:r>
-          <w:rPr>
-            <w:rStyle w:val="Hyperlink"/>
-          </w:rPr>
-          <w:t xml:space="preserve">Learning the bash Shell: Unix Shell Programming</w:t>
-        </w:r>
-      </w:hyperlink>
-      <w:r>
-        <w:t xml:space="preserve">. O’Reilly Media, 2005. 354 с.</w:t>
-      </w:r>
-    </w:p>
-    <w:bookmarkEnd w:id="87"/>
-    <w:bookmarkEnd w:id="88"/>
-    <w:bookmarkEnd w:id="89"/>
+        <w:t xml:space="preserve">В результате выполнения индивидуального проекта был установлен kali linux.</w:t>
+      </w:r>
+    </w:p>
+    <w:bookmarkEnd w:id="61"/>
     <w:sectPr/>
   </w:body>
 </w:document>
